--- a/courts/tenth-circuit/new-mexico/state/supreme-court/motion-brief/usage/OUTPUT-motion-brief.docx
+++ b/courts/tenth-circuit/new-mexico/state/supreme-court/motion-brief/usage/OUTPUT-motion-brief.docx
@@ -1079,7 +1079,7 @@
         <w:t xml:space="preserve"> </w:t>
       </w:r>
       <w:r>
-        <w:t xml:space="preserve">“[i]n any appeal challenging an adjudicatory action by an administrative entity, a participant in the adjudicatory proceeding . . . may move to intervene in the appeal as a party-appellee as of right if the participant was a party to the adjudicatory proceeding under the applicable rules or procedures of the administrative entity.”</w:t>
+        <w:t xml:space="preserve">“[i]n any appeal challenging an adjudicatory action by an administrative entity, a participant in the adjudicatory proceeding ⁠. ⁠. ⁠. may move to intervene in the appeal as a party-appellee as of right if the participant was a party to the adjudicatory proceeding under the applicable rules or procedures of the administrative entity.”</w:t>
       </w:r>
       <w:r>
         <w:t xml:space="preserve"> </w:t>
@@ -3606,6 +3606,7 @@
     <w:unhideWhenUsed/>
     <w:qFormat/>
     <w:pPr>
+      <w:keepLines/>
       <w:spacing w:before="0" w:after="140" w:line="322" w:lineRule="exact"/>
     </w:pPr>
     <w:rPr>
@@ -3856,6 +3857,33 @@
     <w:pPr>
       <w:spacing w:before="0" w:after="0" w:line="322" w:lineRule="exact"/>
       <w:ind w:left="2160" w:hanging="720"/>
+    </w:pPr>
+  </w:style>
+  <w:style w:type="paragraph" w:customStyle="1" w:styleId="XdQuoteList1">
+    <w:name w:val="Xd Quote List 1"/>
+    <w:basedOn w:val="Normal"/>
+    <w:qFormat/>
+    <w:pPr>
+      <w:spacing w:before="0" w:after="0" w:line="322" w:lineRule="exact"/>
+      <w:ind w:left="1440" w:right="720" w:hanging="720"/>
+    </w:pPr>
+  </w:style>
+  <w:style w:type="paragraph" w:customStyle="1" w:styleId="XdQuoteList2">
+    <w:name w:val="Xd Quote List 2"/>
+    <w:basedOn w:val="Normal"/>
+    <w:qFormat/>
+    <w:pPr>
+      <w:spacing w:before="0" w:after="0" w:line="322" w:lineRule="exact"/>
+      <w:ind w:left="2160" w:right="720" w:hanging="720"/>
+    </w:pPr>
+  </w:style>
+  <w:style w:type="paragraph" w:customStyle="1" w:styleId="XdQuoteList3">
+    <w:name w:val="Xd Quote List 3"/>
+    <w:basedOn w:val="Normal"/>
+    <w:qFormat/>
+    <w:pPr>
+      <w:spacing w:before="0" w:after="0" w:line="322" w:lineRule="exact"/>
+      <w:ind w:left="2880" w:right="720" w:hanging="720"/>
     </w:pPr>
   </w:style>
   <w:style w:type="paragraph" w:customStyle="1" w:styleId="SourceCode">
